--- a/docs/BaseWorkspace_Structure_Lite.docx
+++ b/docs/BaseWorkspace_Structure_Lite.docx
@@ -55,7 +55,7 @@
           <w:sz w:val="24"/>
           <w:szCs w:val="24"/>
         </w:rPr>
-        <w:t xml:space="preserve">Right-Sized Services · Prerequisites &amp; Structure (Lite v2)</w:t>
+        <w:t xml:space="preserve">Right-Sized Services · Prerequisites &amp; Structure (Lite v5)</w:t>
       </w:r>
     </w:p>
     <w:p>
@@ -111,7 +111,7 @@
           <w:sz w:val="20"/>
           <w:szCs w:val="20"/>
         </w:rPr>
-        <w:t xml:space="preserve">3 agents · 22 policies · 4 commands · 6 stages</w:t>
+        <w:t xml:space="preserve">3 agents · 26 policies · 4 commands · 6 stages</w:t>
       </w:r>
     </w:p>
     <w:p>
@@ -133,7 +133,7 @@
           <w:sz w:val="20"/>
           <w:szCs w:val="20"/>
         </w:rPr>
-        <w:t xml:space="preserve">Right-sized services in a monorepo — NestJS services owning their own databases, one Next.js BFF web app, shared packages including contracts</w:t>
+        <w:t xml:space="preserve">Right-sized services in a monorepo — NestJS services sharing one database and schema, one Next.js web app calling them directly (CORS-enabled, no BFF layer), shared libraries segregated by consumer</w:t>
       </w:r>
     </w:p>
     <w:p>
@@ -172,7 +172,7 @@
           <w:sz w:val="18"/>
           <w:szCs w:val="18"/>
         </w:rPr>
-        <w:t xml:space="preserve">Supersedes Lite v1, which described a flat single-app layout.</w:t>
+        <w:t xml:space="preserve">Supersedes Lite v1 (flat single-app layout), Lite v2 (services/ + web/portal, flat packages/), Lite v3 (one database per service), and Lite v4 (BFF route-handler layer in front of every service). Libraries now sit beside the side that consumes them, PRDs moved to the platform level, every backend service shares one database and schema — service data privacy is a code-review rule (R7), not an infrastructure guarantee — and the browser now calls each service directly instead of through a BFF proxy.</w:t>
       </w:r>
     </w:p>
     <w:p>
@@ -459,7 +459,7 @@
                 <w:sz w:val="18"/>
                 <w:szCs w:val="18"/>
               </w:rPr>
-              <w:t xml:space="preserve">Product — services, web app, packages, infrastructure</w:t>
+              <w:t xml:space="preserve">Product — backend services, frontend apps, shared libraries, infrastructure</w:t>
             </w:r>
           </w:p>
         </w:tc>
@@ -1360,6 +1360,44 @@
           <w:sz w:val="15"/>
           <w:szCs w:val="15"/>
         </w:rPr>
+        <w:t xml:space="preserve">├── docs/                              ← reference docs for humans</w:t>
+      </w:r>
+    </w:p>
+    <w:p>
+      <w:pPr>
+        <w:shd w:fill="F7F7F7" w:color="auto" w:val="clear"/>
+        <w:spacing w:after="0" w:before="0" w:line="200" w:lineRule="exact"/>
+        <w:ind w:left="120" w:right="120"/>
+      </w:pPr>
+      <w:r>
+        <w:rPr>
+          <w:rFonts w:ascii="Consolas" w:cs="Consolas" w:eastAsia="Consolas" w:hAnsi="Consolas"/>
+          <w:b w:val="false"/>
+          <w:bCs w:val="false"/>
+          <w:i w:val="false"/>
+          <w:iCs w:val="false"/>
+          <w:sz w:val="15"/>
+          <w:szCs w:val="15"/>
+        </w:rPr>
+        <w:t xml:space="preserve">│</w:t>
+      </w:r>
+    </w:p>
+    <w:p>
+      <w:pPr>
+        <w:shd w:fill="F7F7F7" w:color="auto" w:val="clear"/>
+        <w:spacing w:after="0" w:before="0" w:line="200" w:lineRule="exact"/>
+        <w:ind w:left="120" w:right="120"/>
+      </w:pPr>
+      <w:r>
+        <w:rPr>
+          <w:rFonts w:ascii="Consolas" w:cs="Consolas" w:eastAsia="Consolas" w:hAnsi="Consolas"/>
+          <w:b w:val="false"/>
+          <w:bCs w:val="false"/>
+          <w:i w:val="false"/>
+          <w:iCs w:val="false"/>
+          <w:sz w:val="15"/>
+          <w:szCs w:val="15"/>
+        </w:rPr>
         <w:t xml:space="preserve">├── scaffold/                          ═══ PROCESS ═══</w:t>
       </w:r>
     </w:p>
@@ -1455,7 +1493,7 @@
           <w:sz w:val="15"/>
           <w:szCs w:val="15"/>
         </w:rPr>
-        <w:t xml:space="preserve">│   ├── policies/agent-policies.md     ← the 22 policies</w:t>
+        <w:t xml:space="preserve">│   ├── policies/agent-policies.md     ← the 26 policies</w:t>
       </w:r>
     </w:p>
     <w:p>
@@ -1626,102 +1664,159 @@
           <w:sz w:val="15"/>
           <w:szCs w:val="15"/>
         </w:rPr>
-        <w:t xml:space="preserve">    ├── services/</w:t>
-      </w:r>
-    </w:p>
-    <w:p>
-      <w:pPr>
-        <w:shd w:fill="F7F7F7" w:color="auto" w:val="clear"/>
-        <w:spacing w:after="0" w:before="0" w:line="200" w:lineRule="exact"/>
-        <w:ind w:left="120" w:right="120"/>
-      </w:pPr>
-      <w:r>
-        <w:rPr>
-          <w:rFonts w:ascii="Consolas" w:cs="Consolas" w:eastAsia="Consolas" w:hAnsi="Consolas"/>
-          <w:b w:val="false"/>
-          <w:bCs w:val="false"/>
-          <w:i w:val="false"/>
-          <w:iCs w:val="false"/>
-          <w:sz w:val="15"/>
-          <w:szCs w:val="15"/>
-        </w:rPr>
-        <w:t xml:space="preserve">    │   ├── auth/                      NestJS · db auth_db · :4001</w:t>
-      </w:r>
-    </w:p>
-    <w:p>
-      <w:pPr>
-        <w:shd w:fill="F7F7F7" w:color="auto" w:val="clear"/>
-        <w:spacing w:after="0" w:before="0" w:line="200" w:lineRule="exact"/>
-        <w:ind w:left="120" w:right="120"/>
-      </w:pPr>
-      <w:r>
-        <w:rPr>
-          <w:rFonts w:ascii="Consolas" w:cs="Consolas" w:eastAsia="Consolas" w:hAnsi="Consolas"/>
-          <w:b w:val="false"/>
-          <w:bCs w:val="false"/>
-          <w:i w:val="false"/>
-          <w:iCs w:val="false"/>
-          <w:sz w:val="15"/>
-          <w:szCs w:val="15"/>
-        </w:rPr>
-        <w:t xml:space="preserve">    │   │   ├── docs/</w:t>
-      </w:r>
-    </w:p>
-    <w:p>
-      <w:pPr>
-        <w:shd w:fill="F7F7F7" w:color="auto" w:val="clear"/>
-        <w:spacing w:after="0" w:before="0" w:line="200" w:lineRule="exact"/>
-        <w:ind w:left="120" w:right="120"/>
-      </w:pPr>
-      <w:r>
-        <w:rPr>
-          <w:rFonts w:ascii="Consolas" w:cs="Consolas" w:eastAsia="Consolas" w:hAnsi="Consolas"/>
-          <w:b w:val="false"/>
-          <w:bCs w:val="false"/>
-          <w:i w:val="false"/>
-          <w:iCs w:val="false"/>
-          <w:sz w:val="15"/>
-          <w:szCs w:val="15"/>
-        </w:rPr>
-        <w:t xml:space="preserve">    │   │   │   ├── prd/{_ACTIVE,_SHIPPED}/</w:t>
-      </w:r>
-    </w:p>
-    <w:p>
-      <w:pPr>
-        <w:shd w:fill="F7F7F7" w:color="auto" w:val="clear"/>
-        <w:spacing w:after="0" w:before="0" w:line="200" w:lineRule="exact"/>
-        <w:ind w:left="120" w:right="120"/>
-      </w:pPr>
-      <w:r>
-        <w:rPr>
-          <w:rFonts w:ascii="Consolas" w:cs="Consolas" w:eastAsia="Consolas" w:hAnsi="Consolas"/>
-          <w:b w:val="false"/>
-          <w:bCs w:val="false"/>
-          <w:i w:val="false"/>
-          <w:iCs w:val="false"/>
-          <w:sz w:val="15"/>
-          <w:szCs w:val="15"/>
-        </w:rPr>
-        <w:t xml:space="preserve">    │   │   │   ├── wireframes/&lt;feature&gt;/{index.md,*.png}</w:t>
-      </w:r>
-    </w:p>
-    <w:p>
-      <w:pPr>
-        <w:shd w:fill="F7F7F7" w:color="auto" w:val="clear"/>
-        <w:spacing w:after="0" w:before="0" w:line="200" w:lineRule="exact"/>
-        <w:ind w:left="120" w:right="120"/>
-      </w:pPr>
-      <w:r>
-        <w:rPr>
-          <w:rFonts w:ascii="Consolas" w:cs="Consolas" w:eastAsia="Consolas" w:hAnsi="Consolas"/>
-          <w:b w:val="false"/>
-          <w:bCs w:val="false"/>
-          <w:i w:val="false"/>
-          <w:iCs w:val="false"/>
-          <w:sz w:val="15"/>
-          <w:szCs w:val="15"/>
-        </w:rPr>
-        <w:t xml:space="preserve">    │   │   │   └── task-ledger.md</w:t>
+        <w:t xml:space="preserve">    ├── docs/                          ← PRDs, wireframes, task ledger —</w:t>
+      </w:r>
+    </w:p>
+    <w:p>
+      <w:pPr>
+        <w:shd w:fill="F7F7F7" w:color="auto" w:val="clear"/>
+        <w:spacing w:after="0" w:before="0" w:line="200" w:lineRule="exact"/>
+        <w:ind w:left="120" w:right="120"/>
+      </w:pPr>
+      <w:r>
+        <w:rPr>
+          <w:rFonts w:ascii="Consolas" w:cs="Consolas" w:eastAsia="Consolas" w:hAnsi="Consolas"/>
+          <w:b w:val="false"/>
+          <w:bCs w:val="false"/>
+          <w:i w:val="false"/>
+          <w:iCs w:val="false"/>
+          <w:sz w:val="15"/>
+          <w:szCs w:val="15"/>
+        </w:rPr>
+        <w:t xml:space="preserve">    │                                    module-wise, not scoped to one</w:t>
+      </w:r>
+    </w:p>
+    <w:p>
+      <w:pPr>
+        <w:shd w:fill="F7F7F7" w:color="auto" w:val="clear"/>
+        <w:spacing w:after="0" w:before="0" w:line="200" w:lineRule="exact"/>
+        <w:ind w:left="120" w:right="120"/>
+      </w:pPr>
+      <w:r>
+        <w:rPr>
+          <w:rFonts w:ascii="Consolas" w:cs="Consolas" w:eastAsia="Consolas" w:hAnsi="Consolas"/>
+          <w:b w:val="false"/>
+          <w:bCs w:val="false"/>
+          <w:i w:val="false"/>
+          <w:iCs w:val="false"/>
+          <w:sz w:val="15"/>
+          <w:szCs w:val="15"/>
+        </w:rPr>
+        <w:t xml:space="preserve">    │                                    service or app</w:t>
+      </w:r>
+    </w:p>
+    <w:p>
+      <w:pPr>
+        <w:shd w:fill="F7F7F7" w:color="auto" w:val="clear"/>
+        <w:spacing w:after="0" w:before="0" w:line="200" w:lineRule="exact"/>
+        <w:ind w:left="120" w:right="120"/>
+      </w:pPr>
+      <w:r>
+        <w:rPr>
+          <w:rFonts w:ascii="Consolas" w:cs="Consolas" w:eastAsia="Consolas" w:hAnsi="Consolas"/>
+          <w:b w:val="false"/>
+          <w:bCs w:val="false"/>
+          <w:i w:val="false"/>
+          <w:iCs w:val="false"/>
+          <w:sz w:val="15"/>
+          <w:szCs w:val="15"/>
+        </w:rPr>
+        <w:t xml:space="preserve">    │   ├── prd/{_ACTIVE,_SHIPPED}/</w:t>
+      </w:r>
+    </w:p>
+    <w:p>
+      <w:pPr>
+        <w:shd w:fill="F7F7F7" w:color="auto" w:val="clear"/>
+        <w:spacing w:after="0" w:before="0" w:line="200" w:lineRule="exact"/>
+        <w:ind w:left="120" w:right="120"/>
+      </w:pPr>
+      <w:r>
+        <w:rPr>
+          <w:rFonts w:ascii="Consolas" w:cs="Consolas" w:eastAsia="Consolas" w:hAnsi="Consolas"/>
+          <w:b w:val="false"/>
+          <w:bCs w:val="false"/>
+          <w:i w:val="false"/>
+          <w:iCs w:val="false"/>
+          <w:sz w:val="15"/>
+          <w:szCs w:val="15"/>
+        </w:rPr>
+        <w:t xml:space="preserve">    │   ├── wireframes/&lt;feature&gt;/{index.md,*.png}</w:t>
+      </w:r>
+    </w:p>
+    <w:p>
+      <w:pPr>
+        <w:shd w:fill="F7F7F7" w:color="auto" w:val="clear"/>
+        <w:spacing w:after="0" w:before="0" w:line="200" w:lineRule="exact"/>
+        <w:ind w:left="120" w:right="120"/>
+      </w:pPr>
+      <w:r>
+        <w:rPr>
+          <w:rFonts w:ascii="Consolas" w:cs="Consolas" w:eastAsia="Consolas" w:hAnsi="Consolas"/>
+          <w:b w:val="false"/>
+          <w:bCs w:val="false"/>
+          <w:i w:val="false"/>
+          <w:iCs w:val="false"/>
+          <w:sz w:val="15"/>
+          <w:szCs w:val="15"/>
+        </w:rPr>
+        <w:t xml:space="preserve">    │   └── task-ledger.md</w:t>
+      </w:r>
+    </w:p>
+    <w:p>
+      <w:pPr>
+        <w:shd w:fill="F7F7F7" w:color="auto" w:val="clear"/>
+        <w:spacing w:after="0" w:before="0" w:line="200" w:lineRule="exact"/>
+        <w:ind w:left="120" w:right="120"/>
+      </w:pPr>
+      <w:r>
+        <w:rPr>
+          <w:rFonts w:ascii="Consolas" w:cs="Consolas" w:eastAsia="Consolas" w:hAnsi="Consolas"/>
+          <w:b w:val="false"/>
+          <w:bCs w:val="false"/>
+          <w:i w:val="false"/>
+          <w:iCs w:val="false"/>
+          <w:sz w:val="15"/>
+          <w:szCs w:val="15"/>
+        </w:rPr>
+        <w:t xml:space="preserve">    │</w:t>
+      </w:r>
+    </w:p>
+    <w:p>
+      <w:pPr>
+        <w:shd w:fill="F7F7F7" w:color="auto" w:val="clear"/>
+        <w:spacing w:after="0" w:before="0" w:line="200" w:lineRule="exact"/>
+        <w:ind w:left="120" w:right="120"/>
+      </w:pPr>
+      <w:r>
+        <w:rPr>
+          <w:rFonts w:ascii="Consolas" w:cs="Consolas" w:eastAsia="Consolas" w:hAnsi="Consolas"/>
+          <w:b w:val="false"/>
+          <w:bCs w:val="false"/>
+          <w:i w:val="false"/>
+          <w:iCs w:val="false"/>
+          <w:sz w:val="15"/>
+          <w:szCs w:val="15"/>
+        </w:rPr>
+        <w:t xml:space="preserve">    ├── backend/                       ← everything backend-related</w:t>
+      </w:r>
+    </w:p>
+    <w:p>
+      <w:pPr>
+        <w:shd w:fill="F7F7F7" w:color="auto" w:val="clear"/>
+        <w:spacing w:after="0" w:before="0" w:line="200" w:lineRule="exact"/>
+        <w:ind w:left="120" w:right="120"/>
+      </w:pPr>
+      <w:r>
+        <w:rPr>
+          <w:rFonts w:ascii="Consolas" w:cs="Consolas" w:eastAsia="Consolas" w:hAnsi="Consolas"/>
+          <w:b w:val="false"/>
+          <w:bCs w:val="false"/>
+          <w:i w:val="false"/>
+          <w:iCs w:val="false"/>
+          <w:sz w:val="15"/>
+          <w:szCs w:val="15"/>
+        </w:rPr>
+        <w:t xml:space="preserve">    │   ├── auth/                      app · NestJS · :4001</w:t>
       </w:r>
     </w:p>
     <w:p>
@@ -1930,7 +2025,45 @@
           <w:sz w:val="15"/>
           <w:szCs w:val="15"/>
         </w:rPr>
-        <w:t xml:space="preserve">    │   └── core/                      NestJS · db core_db · :4002</w:t>
+        <w:t xml:space="preserve">    │   ├── core/                      app · NestJS · :4002</w:t>
+      </w:r>
+    </w:p>
+    <w:p>
+      <w:pPr>
+        <w:shd w:fill="F7F7F7" w:color="auto" w:val="clear"/>
+        <w:spacing w:after="0" w:before="0" w:line="200" w:lineRule="exact"/>
+        <w:ind w:left="120" w:right="120"/>
+      </w:pPr>
+      <w:r>
+        <w:rPr>
+          <w:rFonts w:ascii="Consolas" w:cs="Consolas" w:eastAsia="Consolas" w:hAnsi="Consolas"/>
+          <w:b w:val="false"/>
+          <w:bCs w:val="false"/>
+          <w:i w:val="false"/>
+          <w:iCs w:val="false"/>
+          <w:sz w:val="15"/>
+          <w:szCs w:val="15"/>
+        </w:rPr>
+        <w:t xml:space="preserve">    │   └── libs/                      libraries — backend services only</w:t>
+      </w:r>
+    </w:p>
+    <w:p>
+      <w:pPr>
+        <w:shd w:fill="F7F7F7" w:color="auto" w:val="clear"/>
+        <w:spacing w:after="0" w:before="0" w:line="200" w:lineRule="exact"/>
+        <w:ind w:left="120" w:right="120"/>
+      </w:pPr>
+      <w:r>
+        <w:rPr>
+          <w:rFonts w:ascii="Consolas" w:cs="Consolas" w:eastAsia="Consolas" w:hAnsi="Consolas"/>
+          <w:b w:val="false"/>
+          <w:bCs w:val="false"/>
+          <w:i w:val="false"/>
+          <w:iCs w:val="false"/>
+          <w:sz w:val="15"/>
+          <w:szCs w:val="15"/>
+        </w:rPr>
+        <w:t xml:space="preserve">    │       └── nest-kit/    @app/nest-kit   filter, request-id middleware</w:t>
       </w:r>
     </w:p>
     <w:p>
@@ -1968,235 +2101,330 @@
           <w:sz w:val="15"/>
           <w:szCs w:val="15"/>
         </w:rPr>
-        <w:t xml:space="preserve">    ├── web/</w:t>
-      </w:r>
-    </w:p>
-    <w:p>
-      <w:pPr>
-        <w:shd w:fill="F7F7F7" w:color="auto" w:val="clear"/>
-        <w:spacing w:after="0" w:before="0" w:line="200" w:lineRule="exact"/>
-        <w:ind w:left="120" w:right="120"/>
-      </w:pPr>
-      <w:r>
-        <w:rPr>
-          <w:rFonts w:ascii="Consolas" w:cs="Consolas" w:eastAsia="Consolas" w:hAnsi="Consolas"/>
-          <w:b w:val="false"/>
-          <w:bCs w:val="false"/>
-          <w:i w:val="false"/>
-          <w:iCs w:val="false"/>
-          <w:sz w:val="15"/>
-          <w:szCs w:val="15"/>
-        </w:rPr>
-        <w:t xml:space="preserve">    │   └── portal/                    Next.js · :3001</w:t>
-      </w:r>
-    </w:p>
-    <w:p>
-      <w:pPr>
-        <w:shd w:fill="F7F7F7" w:color="auto" w:val="clear"/>
-        <w:spacing w:after="0" w:before="0" w:line="200" w:lineRule="exact"/>
-        <w:ind w:left="120" w:right="120"/>
-      </w:pPr>
-      <w:r>
-        <w:rPr>
-          <w:rFonts w:ascii="Consolas" w:cs="Consolas" w:eastAsia="Consolas" w:hAnsi="Consolas"/>
-          <w:b w:val="false"/>
-          <w:bCs w:val="false"/>
-          <w:i w:val="false"/>
-          <w:iCs w:val="false"/>
-          <w:sz w:val="15"/>
-          <w:szCs w:val="15"/>
-        </w:rPr>
-        <w:t xml:space="preserve">    │       └── src/</w:t>
-      </w:r>
-    </w:p>
-    <w:p>
-      <w:pPr>
-        <w:shd w:fill="F7F7F7" w:color="auto" w:val="clear"/>
-        <w:spacing w:after="0" w:before="0" w:line="200" w:lineRule="exact"/>
-        <w:ind w:left="120" w:right="120"/>
-      </w:pPr>
-      <w:r>
-        <w:rPr>
-          <w:rFonts w:ascii="Consolas" w:cs="Consolas" w:eastAsia="Consolas" w:hAnsi="Consolas"/>
-          <w:b w:val="false"/>
-          <w:bCs w:val="false"/>
-          <w:i w:val="false"/>
-          <w:iCs w:val="false"/>
-          <w:sz w:val="15"/>
-          <w:szCs w:val="15"/>
-        </w:rPr>
-        <w:t xml:space="preserve">    │           ├── app/               ← ROUTING ONLY, pages stay thin</w:t>
-      </w:r>
-    </w:p>
-    <w:p>
-      <w:pPr>
-        <w:shd w:fill="F7F7F7" w:color="auto" w:val="clear"/>
-        <w:spacing w:after="0" w:before="0" w:line="200" w:lineRule="exact"/>
-        <w:ind w:left="120" w:right="120"/>
-      </w:pPr>
-      <w:r>
-        <w:rPr>
-          <w:rFonts w:ascii="Consolas" w:cs="Consolas" w:eastAsia="Consolas" w:hAnsi="Consolas"/>
-          <w:b w:val="false"/>
-          <w:bCs w:val="false"/>
-          <w:i w:val="false"/>
-          <w:iCs w:val="false"/>
-          <w:sz w:val="15"/>
-          <w:szCs w:val="15"/>
-        </w:rPr>
-        <w:t xml:space="preserve">    │           │   ├── layout.tsx  page.tsx</w:t>
-      </w:r>
-    </w:p>
-    <w:p>
-      <w:pPr>
-        <w:shd w:fill="F7F7F7" w:color="auto" w:val="clear"/>
-        <w:spacing w:after="0" w:before="0" w:line="200" w:lineRule="exact"/>
-        <w:ind w:left="120" w:right="120"/>
-      </w:pPr>
-      <w:r>
-        <w:rPr>
-          <w:rFonts w:ascii="Consolas" w:cs="Consolas" w:eastAsia="Consolas" w:hAnsi="Consolas"/>
-          <w:b w:val="false"/>
-          <w:bCs w:val="false"/>
-          <w:i w:val="false"/>
-          <w:iCs w:val="false"/>
-          <w:sz w:val="15"/>
-          <w:szCs w:val="15"/>
-        </w:rPr>
-        <w:t xml:space="preserve">    │           │   └── api/           ← BFF handlers (server-only)</w:t>
-      </w:r>
-    </w:p>
-    <w:p>
-      <w:pPr>
-        <w:shd w:fill="F7F7F7" w:color="auto" w:val="clear"/>
-        <w:spacing w:after="0" w:before="0" w:line="200" w:lineRule="exact"/>
-        <w:ind w:left="120" w:right="120"/>
-      </w:pPr>
-      <w:r>
-        <w:rPr>
-          <w:rFonts w:ascii="Consolas" w:cs="Consolas" w:eastAsia="Consolas" w:hAnsi="Consolas"/>
-          <w:b w:val="false"/>
-          <w:bCs w:val="false"/>
-          <w:i w:val="false"/>
-          <w:iCs w:val="false"/>
-          <w:sz w:val="15"/>
-          <w:szCs w:val="15"/>
-        </w:rPr>
-        <w:t xml:space="preserve">    │           ├── modules/           ═══ MODULE-WISE ═══</w:t>
-      </w:r>
-    </w:p>
-    <w:p>
-      <w:pPr>
-        <w:shd w:fill="F7F7F7" w:color="auto" w:val="clear"/>
-        <w:spacing w:after="0" w:before="0" w:line="200" w:lineRule="exact"/>
-        <w:ind w:left="120" w:right="120"/>
-      </w:pPr>
-      <w:r>
-        <w:rPr>
-          <w:rFonts w:ascii="Consolas" w:cs="Consolas" w:eastAsia="Consolas" w:hAnsi="Consolas"/>
-          <w:b w:val="false"/>
-          <w:bCs w:val="false"/>
-          <w:i w:val="false"/>
-          <w:iCs w:val="false"/>
-          <w:sz w:val="15"/>
-          <w:szCs w:val="15"/>
-        </w:rPr>
-        <w:t xml:space="preserve">    │           │   └── &lt;feature&gt;/</w:t>
-      </w:r>
-    </w:p>
-    <w:p>
-      <w:pPr>
-        <w:shd w:fill="F7F7F7" w:color="auto" w:val="clear"/>
-        <w:spacing w:after="0" w:before="0" w:line="200" w:lineRule="exact"/>
-        <w:ind w:left="120" w:right="120"/>
-      </w:pPr>
-      <w:r>
-        <w:rPr>
-          <w:rFonts w:ascii="Consolas" w:cs="Consolas" w:eastAsia="Consolas" w:hAnsi="Consolas"/>
-          <w:b w:val="false"/>
-          <w:bCs w:val="false"/>
-          <w:i w:val="false"/>
-          <w:iCs w:val="false"/>
-          <w:sz w:val="15"/>
-          <w:szCs w:val="15"/>
-        </w:rPr>
-        <w:t xml:space="preserve">    │           │       ├── components/  hooks/  store/</w:t>
-      </w:r>
-    </w:p>
-    <w:p>
-      <w:pPr>
-        <w:shd w:fill="F7F7F7" w:color="auto" w:val="clear"/>
-        <w:spacing w:after="0" w:before="0" w:line="200" w:lineRule="exact"/>
-        <w:ind w:left="120" w:right="120"/>
-      </w:pPr>
-      <w:r>
-        <w:rPr>
-          <w:rFonts w:ascii="Consolas" w:cs="Consolas" w:eastAsia="Consolas" w:hAnsi="Consolas"/>
-          <w:b w:val="false"/>
-          <w:bCs w:val="false"/>
-          <w:i w:val="false"/>
-          <w:iCs w:val="false"/>
-          <w:sz w:val="15"/>
-          <w:szCs w:val="15"/>
-        </w:rPr>
-        <w:t xml:space="preserve">    │           │       └── api/  schemas/  types.ts</w:t>
-      </w:r>
-    </w:p>
-    <w:p>
-      <w:pPr>
-        <w:shd w:fill="F7F7F7" w:color="auto" w:val="clear"/>
-        <w:spacing w:after="0" w:before="0" w:line="200" w:lineRule="exact"/>
-        <w:ind w:left="120" w:right="120"/>
-      </w:pPr>
-      <w:r>
-        <w:rPr>
-          <w:rFonts w:ascii="Consolas" w:cs="Consolas" w:eastAsia="Consolas" w:hAnsi="Consolas"/>
-          <w:b w:val="false"/>
-          <w:bCs w:val="false"/>
-          <w:i w:val="false"/>
-          <w:iCs w:val="false"/>
-          <w:sz w:val="15"/>
-          <w:szCs w:val="15"/>
-        </w:rPr>
-        <w:t xml:space="preserve">    │           ├── components/        shared across modules here</w:t>
-      </w:r>
-    </w:p>
-    <w:p>
-      <w:pPr>
-        <w:shd w:fill="F7F7F7" w:color="auto" w:val="clear"/>
-        <w:spacing w:after="0" w:before="0" w:line="200" w:lineRule="exact"/>
-        <w:ind w:left="120" w:right="120"/>
-      </w:pPr>
-      <w:r>
-        <w:rPr>
-          <w:rFonts w:ascii="Consolas" w:cs="Consolas" w:eastAsia="Consolas" w:hAnsi="Consolas"/>
-          <w:b w:val="false"/>
-          <w:bCs w:val="false"/>
-          <w:i w:val="false"/>
-          <w:iCs w:val="false"/>
-          <w:sz w:val="15"/>
-          <w:szCs w:val="15"/>
-        </w:rPr>
-        <w:t xml:space="preserve">    │           ├── lib/services.ts    server-only service clients</w:t>
-      </w:r>
-    </w:p>
-    <w:p>
-      <w:pPr>
-        <w:shd w:fill="F7F7F7" w:color="auto" w:val="clear"/>
-        <w:spacing w:after="0" w:before="0" w:line="200" w:lineRule="exact"/>
-        <w:ind w:left="120" w:right="120"/>
-      </w:pPr>
-      <w:r>
-        <w:rPr>
-          <w:rFonts w:ascii="Consolas" w:cs="Consolas" w:eastAsia="Consolas" w:hAnsi="Consolas"/>
-          <w:b w:val="false"/>
-          <w:bCs w:val="false"/>
-          <w:i w:val="false"/>
-          <w:iCs w:val="false"/>
-          <w:sz w:val="15"/>
-          <w:szCs w:val="15"/>
-        </w:rPr>
-        <w:t xml:space="preserve">    │           └── store/             RTK root</w:t>
+        <w:t xml:space="preserve">    ├── frontend/                      ← everything frontend-related</w:t>
+      </w:r>
+    </w:p>
+    <w:p>
+      <w:pPr>
+        <w:shd w:fill="F7F7F7" w:color="auto" w:val="clear"/>
+        <w:spacing w:after="0" w:before="0" w:line="200" w:lineRule="exact"/>
+        <w:ind w:left="120" w:right="120"/>
+      </w:pPr>
+      <w:r>
+        <w:rPr>
+          <w:rFonts w:ascii="Consolas" w:cs="Consolas" w:eastAsia="Consolas" w:hAnsi="Consolas"/>
+          <w:b w:val="false"/>
+          <w:bCs w:val="false"/>
+          <w:i w:val="false"/>
+          <w:iCs w:val="false"/>
+          <w:sz w:val="15"/>
+          <w:szCs w:val="15"/>
+        </w:rPr>
+        <w:t xml:space="preserve">    │   ├── web/                       app · Next.js · :3001</w:t>
+      </w:r>
+    </w:p>
+    <w:p>
+      <w:pPr>
+        <w:shd w:fill="F7F7F7" w:color="auto" w:val="clear"/>
+        <w:spacing w:after="0" w:before="0" w:line="200" w:lineRule="exact"/>
+        <w:ind w:left="120" w:right="120"/>
+      </w:pPr>
+      <w:r>
+        <w:rPr>
+          <w:rFonts w:ascii="Consolas" w:cs="Consolas" w:eastAsia="Consolas" w:hAnsi="Consolas"/>
+          <w:b w:val="false"/>
+          <w:bCs w:val="false"/>
+          <w:i w:val="false"/>
+          <w:iCs w:val="false"/>
+          <w:sz w:val="15"/>
+          <w:szCs w:val="15"/>
+        </w:rPr>
+        <w:t xml:space="preserve">    │   │   └── src/</w:t>
+      </w:r>
+    </w:p>
+    <w:p>
+      <w:pPr>
+        <w:shd w:fill="F7F7F7" w:color="auto" w:val="clear"/>
+        <w:spacing w:after="0" w:before="0" w:line="200" w:lineRule="exact"/>
+        <w:ind w:left="120" w:right="120"/>
+      </w:pPr>
+      <w:r>
+        <w:rPr>
+          <w:rFonts w:ascii="Consolas" w:cs="Consolas" w:eastAsia="Consolas" w:hAnsi="Consolas"/>
+          <w:b w:val="false"/>
+          <w:bCs w:val="false"/>
+          <w:i w:val="false"/>
+          <w:iCs w:val="false"/>
+          <w:sz w:val="15"/>
+          <w:szCs w:val="15"/>
+        </w:rPr>
+        <w:t xml:space="preserve">    │   │       ├── app/               ← ROUTING ONLY, pages stay thin</w:t>
+      </w:r>
+    </w:p>
+    <w:p>
+      <w:pPr>
+        <w:shd w:fill="F7F7F7" w:color="auto" w:val="clear"/>
+        <w:spacing w:after="0" w:before="0" w:line="200" w:lineRule="exact"/>
+        <w:ind w:left="120" w:right="120"/>
+      </w:pPr>
+      <w:r>
+        <w:rPr>
+          <w:rFonts w:ascii="Consolas" w:cs="Consolas" w:eastAsia="Consolas" w:hAnsi="Consolas"/>
+          <w:b w:val="false"/>
+          <w:bCs w:val="false"/>
+          <w:i w:val="false"/>
+          <w:iCs w:val="false"/>
+          <w:sz w:val="15"/>
+          <w:szCs w:val="15"/>
+        </w:rPr>
+        <w:t xml:space="preserve">    │   │       │   └── layout.tsx  page.tsx</w:t>
+      </w:r>
+    </w:p>
+    <w:p>
+      <w:pPr>
+        <w:shd w:fill="F7F7F7" w:color="auto" w:val="clear"/>
+        <w:spacing w:after="0" w:before="0" w:line="200" w:lineRule="exact"/>
+        <w:ind w:left="120" w:right="120"/>
+      </w:pPr>
+      <w:r>
+        <w:rPr>
+          <w:rFonts w:ascii="Consolas" w:cs="Consolas" w:eastAsia="Consolas" w:hAnsi="Consolas"/>
+          <w:b w:val="false"/>
+          <w:bCs w:val="false"/>
+          <w:i w:val="false"/>
+          <w:iCs w:val="false"/>
+          <w:sz w:val="15"/>
+          <w:szCs w:val="15"/>
+        </w:rPr>
+        <w:t xml:space="preserve">    │   │       ├── modules/           ═══ MODULE-WISE ═══</w:t>
+      </w:r>
+    </w:p>
+    <w:p>
+      <w:pPr>
+        <w:shd w:fill="F7F7F7" w:color="auto" w:val="clear"/>
+        <w:spacing w:after="0" w:before="0" w:line="200" w:lineRule="exact"/>
+        <w:ind w:left="120" w:right="120"/>
+      </w:pPr>
+      <w:r>
+        <w:rPr>
+          <w:rFonts w:ascii="Consolas" w:cs="Consolas" w:eastAsia="Consolas" w:hAnsi="Consolas"/>
+          <w:b w:val="false"/>
+          <w:bCs w:val="false"/>
+          <w:i w:val="false"/>
+          <w:iCs w:val="false"/>
+          <w:sz w:val="15"/>
+          <w:szCs w:val="15"/>
+        </w:rPr>
+        <w:t xml:space="preserve">    │   │       │   └── &lt;feature&gt;/</w:t>
+      </w:r>
+    </w:p>
+    <w:p>
+      <w:pPr>
+        <w:shd w:fill="F7F7F7" w:color="auto" w:val="clear"/>
+        <w:spacing w:after="0" w:before="0" w:line="200" w:lineRule="exact"/>
+        <w:ind w:left="120" w:right="120"/>
+      </w:pPr>
+      <w:r>
+        <w:rPr>
+          <w:rFonts w:ascii="Consolas" w:cs="Consolas" w:eastAsia="Consolas" w:hAnsi="Consolas"/>
+          <w:b w:val="false"/>
+          <w:bCs w:val="false"/>
+          <w:i w:val="false"/>
+          <w:iCs w:val="false"/>
+          <w:sz w:val="15"/>
+          <w:szCs w:val="15"/>
+        </w:rPr>
+        <w:t xml:space="preserve">    │   │       │       ├── components/  hooks/  store/</w:t>
+      </w:r>
+    </w:p>
+    <w:p>
+      <w:pPr>
+        <w:shd w:fill="F7F7F7" w:color="auto" w:val="clear"/>
+        <w:spacing w:after="0" w:before="0" w:line="200" w:lineRule="exact"/>
+        <w:ind w:left="120" w:right="120"/>
+      </w:pPr>
+      <w:r>
+        <w:rPr>
+          <w:rFonts w:ascii="Consolas" w:cs="Consolas" w:eastAsia="Consolas" w:hAnsi="Consolas"/>
+          <w:b w:val="false"/>
+          <w:bCs w:val="false"/>
+          <w:i w:val="false"/>
+          <w:iCs w:val="false"/>
+          <w:sz w:val="15"/>
+          <w:szCs w:val="15"/>
+        </w:rPr>
+        <w:t xml:space="preserve">    │   │       │       └── api/  schemas/  types.ts</w:t>
+      </w:r>
+    </w:p>
+    <w:p>
+      <w:pPr>
+        <w:shd w:fill="F7F7F7" w:color="auto" w:val="clear"/>
+        <w:spacing w:after="0" w:before="0" w:line="200" w:lineRule="exact"/>
+        <w:ind w:left="120" w:right="120"/>
+      </w:pPr>
+      <w:r>
+        <w:rPr>
+          <w:rFonts w:ascii="Consolas" w:cs="Consolas" w:eastAsia="Consolas" w:hAnsi="Consolas"/>
+          <w:b w:val="false"/>
+          <w:bCs w:val="false"/>
+          <w:i w:val="false"/>
+          <w:iCs w:val="false"/>
+          <w:sz w:val="15"/>
+          <w:szCs w:val="15"/>
+        </w:rPr>
+        <w:t xml:space="preserve">    │   │       ├── components/        shared across modules here</w:t>
+      </w:r>
+    </w:p>
+    <w:p>
+      <w:pPr>
+        <w:shd w:fill="F7F7F7" w:color="auto" w:val="clear"/>
+        <w:spacing w:after="0" w:before="0" w:line="200" w:lineRule="exact"/>
+        <w:ind w:left="120" w:right="120"/>
+      </w:pPr>
+      <w:r>
+        <w:rPr>
+          <w:rFonts w:ascii="Consolas" w:cs="Consolas" w:eastAsia="Consolas" w:hAnsi="Consolas"/>
+          <w:b w:val="false"/>
+          <w:bCs w:val="false"/>
+          <w:i w:val="false"/>
+          <w:iCs w:val="false"/>
+          <w:sz w:val="15"/>
+          <w:szCs w:val="15"/>
+        </w:rPr>
+        <w:t xml:space="preserve">    │   │       ├── lib/services.ts    direct, contract-validated service</w:t>
+      </w:r>
+    </w:p>
+    <w:p>
+      <w:pPr>
+        <w:shd w:fill="F7F7F7" w:color="auto" w:val="clear"/>
+        <w:spacing w:after="0" w:before="0" w:line="200" w:lineRule="exact"/>
+        <w:ind w:left="120" w:right="120"/>
+      </w:pPr>
+      <w:r>
+        <w:rPr>
+          <w:rFonts w:ascii="Consolas" w:cs="Consolas" w:eastAsia="Consolas" w:hAnsi="Consolas"/>
+          <w:b w:val="false"/>
+          <w:bCs w:val="false"/>
+          <w:i w:val="false"/>
+          <w:iCs w:val="false"/>
+          <w:sz w:val="15"/>
+          <w:szCs w:val="15"/>
+        </w:rPr>
+        <w:t xml:space="preserve">    │   │       │                      clients — authService()/coreService()</w:t>
+      </w:r>
+    </w:p>
+    <w:p>
+      <w:pPr>
+        <w:shd w:fill="F7F7F7" w:color="auto" w:val="clear"/>
+        <w:spacing w:after="0" w:before="0" w:line="200" w:lineRule="exact"/>
+        <w:ind w:left="120" w:right="120"/>
+      </w:pPr>
+      <w:r>
+        <w:rPr>
+          <w:rFonts w:ascii="Consolas" w:cs="Consolas" w:eastAsia="Consolas" w:hAnsi="Consolas"/>
+          <w:b w:val="false"/>
+          <w:bCs w:val="false"/>
+          <w:i w:val="false"/>
+          <w:iCs w:val="false"/>
+          <w:sz w:val="15"/>
+          <w:szCs w:val="15"/>
+        </w:rPr>
+        <w:t xml:space="preserve">    │   │       └── store/             RTK root</w:t>
+      </w:r>
+    </w:p>
+    <w:p>
+      <w:pPr>
+        <w:shd w:fill="F7F7F7" w:color="auto" w:val="clear"/>
+        <w:spacing w:after="0" w:before="0" w:line="200" w:lineRule="exact"/>
+        <w:ind w:left="120" w:right="120"/>
+      </w:pPr>
+      <w:r>
+        <w:rPr>
+          <w:rFonts w:ascii="Consolas" w:cs="Consolas" w:eastAsia="Consolas" w:hAnsi="Consolas"/>
+          <w:b w:val="false"/>
+          <w:bCs w:val="false"/>
+          <w:i w:val="false"/>
+          <w:iCs w:val="false"/>
+          <w:sz w:val="15"/>
+          <w:szCs w:val="15"/>
+        </w:rPr>
+        <w:t xml:space="preserve">    │   ├── mobile/                    app (RESERVED — see its README)</w:t>
+      </w:r>
+    </w:p>
+    <w:p>
+      <w:pPr>
+        <w:shd w:fill="F7F7F7" w:color="auto" w:val="clear"/>
+        <w:spacing w:after="0" w:before="0" w:line="200" w:lineRule="exact"/>
+        <w:ind w:left="120" w:right="120"/>
+      </w:pPr>
+      <w:r>
+        <w:rPr>
+          <w:rFonts w:ascii="Consolas" w:cs="Consolas" w:eastAsia="Consolas" w:hAnsi="Consolas"/>
+          <w:b w:val="false"/>
+          <w:bCs w:val="false"/>
+          <w:i w:val="false"/>
+          <w:iCs w:val="false"/>
+          <w:sz w:val="15"/>
+          <w:szCs w:val="15"/>
+        </w:rPr>
+        <w:t xml:space="preserve">    │   └── libs/                      libraries — frontend apps only</w:t>
+      </w:r>
+    </w:p>
+    <w:p>
+      <w:pPr>
+        <w:shd w:fill="F7F7F7" w:color="auto" w:val="clear"/>
+        <w:spacing w:after="0" w:before="0" w:line="200" w:lineRule="exact"/>
+        <w:ind w:left="120" w:right="120"/>
+      </w:pPr>
+      <w:r>
+        <w:rPr>
+          <w:rFonts w:ascii="Consolas" w:cs="Consolas" w:eastAsia="Consolas" w:hAnsi="Consolas"/>
+          <w:b w:val="false"/>
+          <w:bCs w:val="false"/>
+          <w:i w:val="false"/>
+          <w:iCs w:val="false"/>
+          <w:sz w:val="15"/>
+          <w:szCs w:val="15"/>
+        </w:rPr>
+        <w:t xml:space="preserve">    │       ├── core/       @app/frontend-core  api client, slices, hooks</w:t>
+      </w:r>
+    </w:p>
+    <w:p>
+      <w:pPr>
+        <w:shd w:fill="F7F7F7" w:color="auto" w:val="clear"/>
+        <w:spacing w:after="0" w:before="0" w:line="200" w:lineRule="exact"/>
+        <w:ind w:left="120" w:right="120"/>
+      </w:pPr>
+      <w:r>
+        <w:rPr>
+          <w:rFonts w:ascii="Consolas" w:cs="Consolas" w:eastAsia="Consolas" w:hAnsi="Consolas"/>
+          <w:b w:val="false"/>
+          <w:bCs w:val="false"/>
+          <w:i w:val="false"/>
+          <w:iCs w:val="false"/>
+          <w:sz w:val="15"/>
+          <w:szCs w:val="15"/>
+        </w:rPr>
+        <w:t xml:space="preserve">    │       │                                    NO renderer — web + mobile</w:t>
+      </w:r>
+    </w:p>
+    <w:p>
+      <w:pPr>
+        <w:shd w:fill="F7F7F7" w:color="auto" w:val="clear"/>
+        <w:spacing w:after="0" w:before="0" w:line="200" w:lineRule="exact"/>
+        <w:ind w:left="120" w:right="120"/>
+      </w:pPr>
+      <w:r>
+        <w:rPr>
+          <w:rFonts w:ascii="Consolas" w:cs="Consolas" w:eastAsia="Consolas" w:hAnsi="Consolas"/>
+          <w:b w:val="false"/>
+          <w:bCs w:val="false"/>
+          <w:i w:val="false"/>
+          <w:iCs w:val="false"/>
+          <w:sz w:val="15"/>
+          <w:szCs w:val="15"/>
+        </w:rPr>
+        <w:t xml:space="preserve">    │       └── ui/         @app/ui             React components, WEB only</w:t>
       </w:r>
     </w:p>
     <w:p>
@@ -2234,83 +2462,45 @@
           <w:sz w:val="15"/>
           <w:szCs w:val="15"/>
         </w:rPr>
-        <w:t xml:space="preserve">    ├── packages/</w:t>
-      </w:r>
-    </w:p>
-    <w:p>
-      <w:pPr>
-        <w:shd w:fill="F7F7F7" w:color="auto" w:val="clear"/>
-        <w:spacing w:after="0" w:before="0" w:line="200" w:lineRule="exact"/>
-        <w:ind w:left="120" w:right="120"/>
-      </w:pPr>
-      <w:r>
-        <w:rPr>
-          <w:rFonts w:ascii="Consolas" w:cs="Consolas" w:eastAsia="Consolas" w:hAnsi="Consolas"/>
-          <w:b w:val="false"/>
-          <w:bCs w:val="false"/>
-          <w:i w:val="false"/>
-          <w:iCs w:val="false"/>
-          <w:sz w:val="15"/>
-          <w:szCs w:val="15"/>
-        </w:rPr>
-        <w:t xml:space="preserve">    │   ├── contracts/   @app/contracts  ← Zod schemas, THE source of truth</w:t>
-      </w:r>
-    </w:p>
-    <w:p>
-      <w:pPr>
-        <w:shd w:fill="F7F7F7" w:color="auto" w:val="clear"/>
-        <w:spacing w:after="0" w:before="0" w:line="200" w:lineRule="exact"/>
-        <w:ind w:left="120" w:right="120"/>
-      </w:pPr>
-      <w:r>
-        <w:rPr>
-          <w:rFonts w:ascii="Consolas" w:cs="Consolas" w:eastAsia="Consolas" w:hAnsi="Consolas"/>
-          <w:b w:val="false"/>
-          <w:bCs w:val="false"/>
-          <w:i w:val="false"/>
-          <w:iCs w:val="false"/>
-          <w:sz w:val="15"/>
-          <w:szCs w:val="15"/>
-        </w:rPr>
-        <w:t xml:space="preserve">    │   ├── common/      @app/common     ← framework-agnostic utils</w:t>
-      </w:r>
-    </w:p>
-    <w:p>
-      <w:pPr>
-        <w:shd w:fill="F7F7F7" w:color="auto" w:val="clear"/>
-        <w:spacing w:after="0" w:before="0" w:line="200" w:lineRule="exact"/>
-        <w:ind w:left="120" w:right="120"/>
-      </w:pPr>
-      <w:r>
-        <w:rPr>
-          <w:rFonts w:ascii="Consolas" w:cs="Consolas" w:eastAsia="Consolas" w:hAnsi="Consolas"/>
-          <w:b w:val="false"/>
-          <w:bCs w:val="false"/>
-          <w:i w:val="false"/>
-          <w:iCs w:val="false"/>
-          <w:sz w:val="15"/>
-          <w:szCs w:val="15"/>
-        </w:rPr>
-        <w:t xml:space="preserve">    │   ├── nest-kit/    @app/nest-kit   ← filter, request-id middleware</w:t>
-      </w:r>
-    </w:p>
-    <w:p>
-      <w:pPr>
-        <w:shd w:fill="F7F7F7" w:color="auto" w:val="clear"/>
-        <w:spacing w:after="0" w:before="0" w:line="200" w:lineRule="exact"/>
-        <w:ind w:left="120" w:right="120"/>
-      </w:pPr>
-      <w:r>
-        <w:rPr>
-          <w:rFonts w:ascii="Consolas" w:cs="Consolas" w:eastAsia="Consolas" w:hAnsi="Consolas"/>
-          <w:b w:val="false"/>
-          <w:bCs w:val="false"/>
-          <w:i w:val="false"/>
-          <w:iCs w:val="false"/>
-          <w:sz w:val="15"/>
-          <w:szCs w:val="15"/>
-        </w:rPr>
-        <w:t xml:space="preserve">    │   └── ui/          @app/ui         ← React components (raw TS)</w:t>
+        <w:t xml:space="preserve">    ├── shared/                        ← importable by BOTH backend and frontend</w:t>
+      </w:r>
+    </w:p>
+    <w:p>
+      <w:pPr>
+        <w:shd w:fill="F7F7F7" w:color="auto" w:val="clear"/>
+        <w:spacing w:after="0" w:before="0" w:line="200" w:lineRule="exact"/>
+        <w:ind w:left="120" w:right="120"/>
+      </w:pPr>
+      <w:r>
+        <w:rPr>
+          <w:rFonts w:ascii="Consolas" w:cs="Consolas" w:eastAsia="Consolas" w:hAnsi="Consolas"/>
+          <w:b w:val="false"/>
+          <w:bCs w:val="false"/>
+          <w:i w:val="false"/>
+          <w:iCs w:val="false"/>
+          <w:sz w:val="15"/>
+          <w:szCs w:val="15"/>
+        </w:rPr>
+        <w:t xml:space="preserve">    │   ├── contracts/      @app/contracts   Zod schemas — THE source of truth</w:t>
+      </w:r>
+    </w:p>
+    <w:p>
+      <w:pPr>
+        <w:shd w:fill="F7F7F7" w:color="auto" w:val="clear"/>
+        <w:spacing w:after="0" w:before="0" w:line="200" w:lineRule="exact"/>
+        <w:ind w:left="120" w:right="120"/>
+      </w:pPr>
+      <w:r>
+        <w:rPr>
+          <w:rFonts w:ascii="Consolas" w:cs="Consolas" w:eastAsia="Consolas" w:hAnsi="Consolas"/>
+          <w:b w:val="false"/>
+          <w:bCs w:val="false"/>
+          <w:i w:val="false"/>
+          <w:iCs w:val="false"/>
+          <w:sz w:val="15"/>
+          <w:szCs w:val="15"/>
+        </w:rPr>
+        <w:t xml:space="preserve">    │   └── common/         @app/common      framework-agnostic utils</w:t>
       </w:r>
     </w:p>
     <w:p>
@@ -2367,7 +2557,7 @@
           <w:sz w:val="15"/>
           <w:szCs w:val="15"/>
         </w:rPr>
-        <w:t xml:space="preserve">        ├── docker/postgres-init/       one database per service</w:t>
+        <w:t xml:space="preserve">        ├── docker/postgres-init/       the one shared database + test database</w:t>
       </w:r>
     </w:p>
     <w:p>
@@ -4295,7 +4485,7 @@
                 <w:sz w:val="18"/>
                 <w:szCs w:val="18"/>
               </w:rPr>
-              <w:t xml:space="preserve">Service- or app-local</w:t>
+              <w:t xml:space="preserve">App- or service-local</w:t>
             </w:r>
           </w:p>
         </w:tc>
@@ -4323,7 +4513,7 @@
                 <w:sz w:val="18"/>
                 <w:szCs w:val="18"/>
               </w:rPr>
-              <w:t xml:space="preserve">Used by 2+ modules in the same package</w:t>
+              <w:t xml:space="preserve">Used by 2+ modules in the same service or app</w:t>
             </w:r>
           </w:p>
         </w:tc>
@@ -4381,7 +4571,7 @@
                 <w:sz w:val="18"/>
                 <w:szCs w:val="18"/>
               </w:rPr>
-              <w:t xml:space="preserve">Cross-package</w:t>
+              <w:t xml:space="preserve">Backend-wide / frontend-wide</w:t>
             </w:r>
           </w:p>
         </w:tc>
@@ -4409,7 +4599,7 @@
                 <w:sz w:val="18"/>
                 <w:szCs w:val="18"/>
               </w:rPr>
-              <w:t xml:space="preserve">Used by 2+ services or by a service and the web app</w:t>
+              <w:t xml:space="preserve">Used by 2+ services, or by 2+ frontend apps</w:t>
             </w:r>
           </w:p>
         </w:tc>
@@ -4437,7 +4627,7 @@
                 <w:sz w:val="18"/>
                 <w:szCs w:val="18"/>
               </w:rPr>
-              <w:t xml:space="preserve">packages/*</w:t>
+              <w:t xml:space="preserve">backend/libs/* · frontend/libs/*</w:t>
             </w:r>
           </w:p>
         </w:tc>
@@ -4467,6 +4657,92 @@
                 <w:sz w:val="18"/>
                 <w:szCs w:val="18"/>
               </w:rPr>
+              <w:t xml:space="preserve">Platform-wide</w:t>
+            </w:r>
+          </w:p>
+        </w:tc>
+        <w:tc>
+          <w:tcPr>
+            <w:tcW w:type="dxa" w:w="3700"/>
+            <w:tcMar>
+              <w:top w:type="dxa" w:w="60"/>
+              <w:left w:type="dxa" w:w="100"/>
+              <w:bottom w:type="dxa" w:w="60"/>
+              <w:right w:type="dxa" w:w="100"/>
+            </w:tcMar>
+          </w:tcPr>
+          <w:p>
+            <w:pPr>
+              <w:spacing w:after="0"/>
+            </w:pPr>
+            <w:r>
+              <w:rPr>
+                <w:rFonts w:ascii="Calibri" w:cs="Calibri" w:eastAsia="Calibri" w:hAnsi="Calibri"/>
+                <w:b w:val="false"/>
+                <w:bCs w:val="false"/>
+                <w:i w:val="false"/>
+                <w:iCs w:val="false"/>
+                <w:sz w:val="18"/>
+                <w:szCs w:val="18"/>
+              </w:rPr>
+              <w:t xml:space="preserve">Used by both backend and frontend</w:t>
+            </w:r>
+          </w:p>
+        </w:tc>
+        <w:tc>
+          <w:tcPr>
+            <w:tcW w:type="dxa" w:w="3660"/>
+            <w:tcMar>
+              <w:top w:type="dxa" w:w="60"/>
+              <w:left w:type="dxa" w:w="100"/>
+              <w:bottom w:type="dxa" w:w="60"/>
+              <w:right w:type="dxa" w:w="100"/>
+            </w:tcMar>
+          </w:tcPr>
+          <w:p>
+            <w:pPr>
+              <w:spacing w:after="0"/>
+            </w:pPr>
+            <w:r>
+              <w:rPr>
+                <w:rFonts w:ascii="Calibri" w:cs="Calibri" w:eastAsia="Calibri" w:hAnsi="Calibri"/>
+                <w:b w:val="false"/>
+                <w:bCs w:val="false"/>
+                <w:i w:val="false"/>
+                <w:iCs w:val="false"/>
+                <w:sz w:val="18"/>
+                <w:szCs w:val="18"/>
+              </w:rPr>
+              <w:t xml:space="preserve">shared/*</w:t>
+            </w:r>
+          </w:p>
+        </w:tc>
+      </w:tr>
+      <w:tr>
+        <w:tc>
+          <w:tcPr>
+            <w:tcW w:type="dxa" w:w="2000"/>
+            <w:tcMar>
+              <w:top w:type="dxa" w:w="60"/>
+              <w:left w:type="dxa" w:w="100"/>
+              <w:bottom w:type="dxa" w:w="60"/>
+              <w:right w:type="dxa" w:w="100"/>
+            </w:tcMar>
+          </w:tcPr>
+          <w:p>
+            <w:pPr>
+              <w:spacing w:after="0"/>
+            </w:pPr>
+            <w:r>
+              <w:rPr>
+                <w:rFonts w:ascii="Calibri" w:cs="Calibri" w:eastAsia="Calibri" w:hAnsi="Calibri"/>
+                <w:b w:val="false"/>
+                <w:bCs w:val="false"/>
+                <w:i w:val="false"/>
+                <w:iCs w:val="false"/>
+                <w:sz w:val="18"/>
+                <w:szCs w:val="18"/>
+              </w:rPr>
               <w:t xml:space="preserve">Never</w:t>
             </w:r>
           </w:p>
@@ -4495,7 +4771,7 @@
                 <w:sz w:val="18"/>
                 <w:szCs w:val="18"/>
               </w:rPr>
-              <w:t xml:space="preserve">One module reaching into another module internals, or one service reading another database</w:t>
+              <w:t xml:space="preserve">One module reaching into another module internals, or one service importing another service entities/repositories directly (R7 BLOCKER)</w:t>
             </w:r>
           </w:p>
         </w:tc>
@@ -4638,7 +4914,7 @@
           <w:sz w:val="16"/>
           <w:szCs w:val="16"/>
         </w:rPr>
-        <w:t xml:space="preserve">  wireframe: docs/wireframes/login/login-default.png</w:t>
+        <w:t xml:space="preserve">  wireframe: platform/docs/wireframes/login/login-default.png</w:t>
       </w:r>
     </w:p>
     <w:p>
@@ -4676,7 +4952,7 @@
           <w:sz w:val="16"/>
           <w:szCs w:val="16"/>
         </w:rPr>
-        <w:t xml:space="preserve">  branch: feature/auth/login</w:t>
+        <w:t xml:space="preserve">  branch: feature/login</w:t>
       </w:r>
     </w:p>
     <w:p>
@@ -4755,7 +5031,7 @@
           <w:sz w:val="20"/>
           <w:szCs w:val="20"/>
         </w:rPr>
-        <w:t xml:space="preserve">Each service owns its database exclusively. No service reads another tables; cross-service data goes over HTTP through a published contract.</w:t>
+        <w:t xml:space="preserve">Every backend service shares one database and schema (platform_db) — service data privacy is a code-review rule (R7), not an infrastructure guarantee. Each service keeps its own migration history isolated via a namespaced migrationsTableName.</w:t>
       </w:r>
     </w:p>
     <w:p>
@@ -4777,7 +5053,7 @@
           <w:sz w:val="20"/>
           <w:szCs w:val="20"/>
         </w:rPr>
-        <w:t xml:space="preserve">packages/contracts is mandatory, not optional. The service serving a route and every consumer import the same Zod schema. This reverses CF-Monorepo "no shared DTOs" rule, which holds only while each app talks solely to its own backend.</w:t>
+        <w:t xml:space="preserve">shared/contracts is mandatory, not optional. The service serving a route and every consumer import the same Zod schema. This reverses CF-Monorepo’s "no shared DTOs" rule, which holds only while each app talks solely to its own backend.</w:t>
       </w:r>
     </w:p>
     <w:p>
@@ -4799,7 +5075,7 @@
           <w:sz w:val="20"/>
           <w:szCs w:val="20"/>
         </w:rPr>
-        <w:t xml:space="preserve">BFF boundary. The browser calls the web app own route handlers; those call services using server-only env vars. A service can move, split, or change port without touching client code.</w:t>
+        <w:t xml:space="preserve">No BFF layer. The browser calls each backend service directly, using NEXT_PUBLIC_* env vars and CORS on the service side. This trades away the "service can move without touching client code" property a BFF would give, in exchange for one fewer layer to build and maintain at this size.</w:t>
       </w:r>
     </w:p>
     <w:p>
@@ -4843,7 +5119,7 @@
           <w:sz w:val="20"/>
           <w:szCs w:val="20"/>
         </w:rPr>
-        <w:t xml:space="preserve">Two build strategies. packages/ui ships raw TypeScript via Next transpilePackages; contracts, common, and nest-kit are tsup-compiled, because NestJS cannot require() a raw .ts workspace dependency.</w:t>
+        <w:t xml:space="preserve">Libraries live beside the side that consumes them, not in one flat packages/ folder. backend/libs/ for backend-only, frontend/libs/ for frontend-only, shared/ only for what both sides genuinely need.</w:t>
       </w:r>
     </w:p>
     <w:p>
@@ -4865,7 +5141,51 @@
           <w:sz w:val="20"/>
           <w:szCs w:val="20"/>
         </w:rPr>
+        <w:t xml:space="preserve">Two build strategies. frontend/libs/ui ships raw TypeScript via Next’s transpilePackages; every other library is tsup-compiled, because NestJS cannot require() a raw .ts workspace dependency.</w:t>
+      </w:r>
+    </w:p>
+    <w:p>
+      <w:pPr>
+        <w:pStyle w:val="ListParagraph"/>
+        <w:numPr>
+          <w:ilvl w:val="0"/>
+          <w:numId w:val="1"/>
+        </w:numPr>
+        <w:spacing w:after="100"/>
+      </w:pPr>
+      <w:r>
+        <w:rPr>
+          <w:rFonts w:ascii="Calibri" w:cs="Calibri" w:eastAsia="Calibri" w:hAnsi="Calibri"/>
+          <w:b w:val="false"/>
+          <w:bCs w:val="false"/>
+          <w:i w:val="false"/>
+          <w:iCs w:val="false"/>
+          <w:sz w:val="20"/>
+          <w:szCs w:val="20"/>
+        </w:rPr>
         <w:t xml:space="preserve">No broker, no gateway, yet. Synchronous HTTP between two services is easier to debug and sufficient at this size.</w:t>
+      </w:r>
+    </w:p>
+    <w:p>
+      <w:pPr>
+        <w:pStyle w:val="ListParagraph"/>
+        <w:numPr>
+          <w:ilvl w:val="0"/>
+          <w:numId w:val="1"/>
+        </w:numPr>
+        <w:spacing w:after="100"/>
+      </w:pPr>
+      <w:r>
+        <w:rPr>
+          <w:rFonts w:ascii="Calibri" w:cs="Calibri" w:eastAsia="Calibri" w:hAnsi="Calibri"/>
+          <w:b w:val="false"/>
+          <w:bCs w:val="false"/>
+          <w:i w:val="false"/>
+          <w:iCs w:val="false"/>
+          <w:sz w:val="20"/>
+          <w:szCs w:val="20"/>
+        </w:rPr>
+        <w:t xml:space="preserve">PRDs live at the platform level, not inside any one service or app. A single PRD routinely produces tasks in more than one of them.</w:t>
       </w:r>
     </w:p>
     <w:p>
@@ -5041,7 +5361,7 @@
                 <w:sz w:val="18"/>
                 <w:szCs w:val="18"/>
               </w:rPr>
-              <w:t xml:space="preserve">Clone platform/, delete services/*/docs/prd/_ACTIVE/* and any service you do not need</w:t>
+              <w:t xml:space="preserve">Clone platform/, delete docs/prd/_ACTIVE/* and any service or app you do not need</w:t>
             </w:r>
           </w:p>
         </w:tc>
@@ -5389,7 +5709,7 @@
                 <w:sz w:val="18"/>
                 <w:szCs w:val="18"/>
               </w:rPr>
-              <w:t xml:space="preserve">Write the first PRD into platform/services/&lt;service&gt;/docs/prd/_ACTIVE/</w:t>
+              <w:t xml:space="preserve">Write the first PRD into platform/docs/prd/_ACTIVE/</w:t>
             </w:r>
           </w:p>
         </w:tc>
@@ -5447,7 +5767,7 @@
                 <w:sz w:val="18"/>
                 <w:szCs w:val="18"/>
               </w:rPr>
-              <w:t xml:space="preserve">Export wireframes with index.md mapping screens to ACs</w:t>
+              <w:t xml:space="preserve">Export wireframes into platform/docs/wireframes/&lt;feature&gt;/ with index.md mapping screens to ACs</w:t>
             </w:r>
           </w:p>
         </w:tc>
@@ -5505,7 +5825,7 @@
                 <w:sz w:val="18"/>
                 <w:szCs w:val="18"/>
               </w:rPr>
-              <w:t xml:space="preserve">Run /plan &lt;service&gt;</w:t>
+              <w:t xml:space="preserve">Run /plan</w:t>
             </w:r>
           </w:p>
         </w:tc>
